--- a/rapports/16_02_2026/ALPHA_BALDE/coh_EQ21_sup_092203030011.docx
+++ b/rapports/16_02_2026/ALPHA_BALDE/coh_EQ21_sup_092203030011.docx
@@ -25,7 +25,7 @@
         <w:br/>
         <w:t>Grappe: 092203030011</w:t>
         <w:br/>
-        <w:t>Date: 16/02/2026 a 12:40</w:t>
+        <w:t>Date: 16/02/2026 a 12:58</w:t>
       </w:r>
     </w:p>
     <w:p/>

--- a/rapports/16_02_2026/ALPHA_BALDE/coh_EQ21_sup_092203030011.docx
+++ b/rapports/16_02_2026/ALPHA_BALDE/coh_EQ21_sup_092203030011.docx
@@ -25,7 +25,7 @@
         <w:br/>
         <w:t>Grappe: 092203030011</w:t>
         <w:br/>
-        <w:t>Date: 16/02/2026 a 12:58</w:t>
+        <w:t>Date: 16/02/2026 a 13:05</w:t>
       </w:r>
     </w:p>
     <w:p/>
@@ -443,7 +443,7 @@
           </w:tcPr>
           <w:p>
             <w:r>
-              <w:t>9</w:t>
+              <w:t>10</w:t>
             </w:r>
           </w:p>
         </w:tc>
@@ -883,7 +883,7 @@
         <w:rPr>
           <w:sz w:val="20"/>
         </w:rPr>
-        <w:t>- Avertissement! KHADY DRAME n'a consacré aucune heure pour aucun des travaux du ménage, prière de regarder les réponses prises dans les questions (s04q01 s04q02 s04q03 s04q04 s04q05 s04q06 s04q07 s04q08). Avertissement! KHADY DRAME travaille principalement dans l'agriculture ou élevage ou pêche et le secteur institutionnel déclaré semble  incohérent, prière de corriger ou confirmer avec le QG.</w:t>
+        <w:t>- Avertissement! KHADY DRAME travaille principalement dans l'agriculture ou élevage ou pêche et le secteur institutionnel déclaré semble  incohérent, prière de corriger ou confirmer avec le QG.</w:t>
       </w:r>
     </w:p>
     <w:p>
@@ -973,7 +973,7 @@
         <w:rPr>
           <w:sz w:val="20"/>
         </w:rPr>
-        <w:t>- Attention ! Le prix unitaire d'achat (1000 Fcfa) de Capitaine frais en Tas (Petit) est relativement élevé par rapport aux autres prix observés dans cette zone. Prière de corriger ou de confirmer avec le QG. Attention ! Le prix unitaire d'achat (150 Fcfa) de Gombo frais en Tas (Petit) est relativement élevé par rapport aux autres prix observés dans cette zone. Prière de corriger ou de confirmer avec le QG. Attention ! Le prix unitaire d'achat (400 Fcfa) de Sucre en poudre  en Kg (taille unique) est relativement faible par rapport aux autres prix observés dans cette zone. Prière de corriger ou de confirmer avec le QG. Attention ! Le prix unitaire d'achat (500 Fcfa) de Lait en poudre en Sachets (Petit) est relativement élevé par rapport aux autres prix observés dans cette zone. Prière de corriger ou de confirmer avec le QG. Attention ! Le prix unitaire d'achat (500 Fcfa) de Piment séché en Sachets (Petit) est relativement élevé par rapport aux autres prix observés dans cette zone. Prière de corriger ou de confirmer avec le QG. Avertissement!!! Le ménage a consommé 14 Pièce Tres petit de Carpe séchée, cette quantité semble anormale pour une consommation des 7 derniers jours.Prière de corriger ou de confirmer avec le QG. Avertissement!!! Le ménage a consommé 3 Cuillère Moyen de Pâte d'arachide, cette quantité semble anormale pour une consommation des 7 derniers jours. Etes vous sur d'avoir selectionner la bonne unitée ? prière de verifier et corriger. Avertissement!!! Le ménage a consommé 7 Paquet Petit de Thé en sachet, cette quantité semble anormale pour une consommation des 7 derniers jours.Prière de corriger ou de confirmer avec le QG. Avertissement!! le prix unitaire (100 Fcfa) de Thé en sachet (unité: Paquet) de taille Petit est très faible ou élevé. Prière de corriger ou de confirmer avec le QG.</w:t>
+        <w:t>- Attention ! Le prix unitaire d'achat (1000 Fcfa) de Capitaine frais en Tas (Petit) est relativement élevé par rapport aux autres prix observés dans cette zone. Prière de corriger ou de confirmer avec le QG. Attention ! Le prix unitaire d'achat (150 Fcfa) de Gombo frais en Tas (Petit) est relativement élevé par rapport aux autres prix observés dans cette zone. Prière de corriger ou de confirmer avec le QG. Attention ! Le prix unitaire d'achat (300 Fcfa) de Sel en Sachets (Moyen) est relativement élevé par rapport aux autres prix observés dans cette zone. Prière de corriger ou de confirmer avec le QG. Attention ! Le prix unitaire d'achat (400 Fcfa) de Sucre en poudre  en Kg (taille unique) est relativement faible par rapport aux autres prix observés dans cette zone. Prière de corriger ou de confirmer avec le QG. Attention ! Le prix unitaire d'achat (500 Fcfa) de Lait en poudre en Sachets (Petit) est relativement élevé par rapport aux autres prix observés dans cette zone. Prière de corriger ou de confirmer avec le QG. Attention ! Le prix unitaire d'achat (500 Fcfa) de Piment séché en Sachets (Petit) est relativement élevé par rapport aux autres prix observés dans cette zone. Prière de corriger ou de confirmer avec le QG. Avertissement!!! Le ménage a consommé 14 Pièce Tres petit de Carpe séchée, cette quantité semble anormale pour une consommation des 7 derniers jours.Prière de corriger ou de confirmer avec le QG. Avertissement!!! Le ménage a consommé 3 Cuillère Moyen de Pâte d'arachide, cette quantité semble anormale pour une consommation des 7 derniers jours. Etes vous sur d'avoir selectionner la bonne unitée ? prière de verifier et corriger. Avertissement!!! Le ménage a consommé 7 Paquet Petit de Thé en sachet, cette quantité semble anormale pour une consommation des 7 derniers jours.Prière de corriger ou de confirmer avec le QG. Avertissement!! le prix unitaire (100 Fcfa) de Thé en sachet (unité: Paquet) de taille Petit est très faible ou élevé. Prière de corriger ou de confirmer avec le QG.</w:t>
       </w:r>
     </w:p>
     <w:p>
@@ -1121,7 +1121,7 @@
         <w:rPr>
           <w:sz w:val="20"/>
         </w:rPr>
-        <w:t xml:space="preserve">- Attention ! Houe asine a été achété à 110000 Fcfa est relativement élevé par rapport aux autres prix d'achat observés dans cette zone. Prière de corriger ou de confirmer avec le QG. Attention ! Houe asine a été revendu à 110000 Fcfa qui est relativement élevé par rapport aux autres prix de revente observés dans cette zone. Prière de corriger ou de confirmer avec le QG. </w:t>
+        <w:t xml:space="preserve">- Attention ! Houe asine a été achété à 110000 Fcfa est relativement élevé par rapport aux autres prix d'achat observés dans cette zone. Prière de corriger ou de confirmer avec le QG. </w:t>
         <w:br/>
         <w:t>- Attention ! Houe/daba/hilaire a été achété à 6250 Fcfa est relativement élevé par rapport aux autres prix d'achat observés dans cette zone. Prière de corriger ou de confirmer avec le QG. Attention ! Houe/daba/hilaire a été revendu à 6250 Fcfa qui est relativement élevé par rapport aux autres prix de revente observés dans cette zone. Prière de corriger ou de confirmer avec le QG.</w:t>
       </w:r>
@@ -1507,8 +1507,6 @@
         <w:rPr>
           <w:sz w:val="20"/>
         </w:rPr>
-        <w:t xml:space="preserve">- Avertissement! AISSATOU DIALLO est trop jeune mais il a plus de 15 ans, prière de corriger ou confirmer. </w:t>
-        <w:br/>
         <w:t>- Avertissement! Généralement les jeunes hommes (10 à 25ans) font des travaux ménager soit apprendre les enfants à reviser leurs léçons ou d'autres cours, ELHADJI DIALLO n'a consacré aucune heure pour les travaux cités en s04q01, s04q02, s04q03, s04q04, s04q05, s04q06, s04q07 et s04q08.Prière de regarder pour corriger ou confirmer avec le QG.</w:t>
       </w:r>
     </w:p>
@@ -1530,11 +1528,9 @@
         <w:rPr>
           <w:sz w:val="20"/>
         </w:rPr>
-        <w:t xml:space="preserve">- AvertissementMAME DIARRA GUEYE  travaille mais les questions relatives à son emploi principal ne sont pas renseignées à 100%, prière de les renseigner. Attention ! Le nombre de jours que MAME DIARRA GUEYE a travaillés par mois semble être inférieur à 15. Veuillez, s'il vous plaît, confirmer cette information. </w:t>
-        <w:br/>
         <w:t xml:space="preserve">- Attention ! Le nombre de jours que AISSATOU DIALLO a travaillés par mois semble être inférieur à 15. Veuillez, s'il vous plaît, confirmer cette information. </w:t>
         <w:br/>
-        <w:t>- Nombre de mois exercé par ELHADJI DIALLO dans l'emploi au cours des 12 derniers mois semble faible, veuillez corriger s'il vous plait ou comfirmer avec le QG.</w:t>
+        <w:t>- Avertissement!! Le montant de MAME DIARRA GUEYE semble trop faible pour un revenu net gagné par an. Veuillez, s'il vous plaît, confirmer cette information avec le QG ou la corriger.</w:t>
       </w:r>
     </w:p>
     <w:p>
@@ -1557,7 +1553,7 @@
         </w:rPr>
         <w:t xml:space="preserve">- Avertissement!!! les informations de MAME DIARRA GUEYE sur le nombre de mois, jours ou heures de son emploi secondaire sont superieur a celles de son emploi principal , veuillez corriger ou confirmer aupres du QG. </w:t>
         <w:br/>
-        <w:t>- Incoherence! ELHADJI DIALLO est un agriculteur dans un milieu rural donc il travaille principalement  pour son propre compte ou contribue à une entreprise familiale, prière de regarder la question s04q66.  Incohérence! ELHADJI DIALLO  evolue dans l'agriculture mais est  considéré comme salarié ou stagiaire/apprenti non renuméré, prière de revoir la question s04q66 et corriger. Avertissement!!! les informations de ELHADJI DIALLO sur le nombre de mois, jours ou heures de son emploi secondaire sont superieur a celles de son emploi principal , veuillez corriger ou confirmer aupres du QG.</w:t>
+        <w:t>- Incoherence! ELHADJI DIALLO est un agriculteur dans un milieu rural donc il travaille principalement  pour son propre compte ou contribue à une entreprise familiale, prière de regarder la question s04q66.  Incohérence! ELHADJI DIALLO  evolue dans l'agriculture mais est  considéré comme salarié ou stagiaire/apprenti non renuméré, prière de revoir la question s04q66 et corriger.</w:t>
       </w:r>
     </w:p>
     <w:p>
@@ -1578,30 +1574,7 @@
         <w:rPr>
           <w:sz w:val="20"/>
         </w:rPr>
-        <w:t>- Attention ! Le prix unitaire d'achat (150 Fcfa) de Choux en Morceau (Portion) (Petit) est relativement élevé par rapport aux autres prix observés dans cette zone. Prière de corriger ou de confirmer avec le QG. Avertissement!!! Le ménage a consommé 10 Cuillère Moyen de Pâte d'arachide, cette quantité semble anormale pour une consommation des 7 derniers jours. Etes vous sur d'avoir selectionner la bonne unitée ? prière de verifier et corriger. Avertissement!!! Le ménage a consommé 10 Sachets Petit de Sucre en poudre , cette quantité semble anormale pour une consommation des 7 derniers jours.Prière de corriger ou de confirmer avec le QG. Avertissement!!! Le ménage a consommé 3 Paquet Tres petit de Thé en sachet, cette quantité semble anormale pour une consommation des 7 derniers jours.Prière de corriger ou de confirmer avec le QG. Avertissement!! le prix unitaire (125 Fcfa) de Thé en sachet (unité: Paquet) de taille Tres petit est très faible ou élevé. Prière de corriger ou de confirmer avec le QG. Incohérence!! Dans ce ménage, chaque individus consomme par jour 68.1075 Kg  de cereale; Prière de revoir les quantités prises de ces produits.</w:t>
-      </w:r>
-    </w:p>
-    <w:p>
-      <w:r>
-        <w:rPr>
-          <w:b/>
-          <w:color w:val="4672C4"/>
-          <w:sz w:val="22"/>
-        </w:rPr>
-        <w:t>&gt;&gt; Section9a - Depenses de fetes et ceremonies</w:t>
-      </w:r>
-    </w:p>
-    <w:p>
-      <w:pPr>
-        <w:ind w:left="283"/>
-      </w:pPr>
-      <w:r>
-        <w:rPr>
-          <w:sz w:val="20"/>
-        </w:rPr>
-        <w:t xml:space="preserve">- La dépense en alimentation pour Fin du Ramadan 2024  ne peut être 0. Veuillez s'il vous plaît revoir ce montant. </w:t>
-        <w:br/>
-        <w:t>- La dépense en alimentation pour Tabaski 2025  ne peut être 0. Veuillez s'il vous plaît revoir ce montant.</w:t>
+        <w:t>- Attention ! Le prix unitaire d'achat (150 Fcfa) de Choux en Morceau (Portion) (Petit) est relativement élevé par rapport aux autres prix observés dans cette zone. Prière de corriger ou de confirmer avec le QG. Attention ! Le prix unitaire d'achat (50 Fcfa) de Piment séché en Sachets (Tres petit) est relativement élevé par rapport aux autres prix observés dans cette zone. Prière de corriger ou de confirmer avec le QG. Avertissement!!! Le ménage a consommé 10 Cuillère Moyen de Pâte d'arachide, cette quantité semble anormale pour une consommation des 7 derniers jours. Etes vous sur d'avoir selectionner la bonne unitée ? prière de verifier et corriger. Avertissement!!! Le ménage a consommé 10 Sachets Petit de Sucre en poudre , cette quantité semble anormale pour une consommation des 7 derniers jours.Prière de corriger ou de confirmer avec le QG. Avertissement!!! Le ménage a consommé 3 Paquet Tres petit de Thé en sachet, cette quantité semble anormale pour une consommation des 7 derniers jours.Prière de corriger ou de confirmer avec le QG. Avertissement!! le prix unitaire (125 Fcfa) de Thé en sachet (unité: Paquet) de taille Tres petit est très faible ou élevé. Prière de corriger ou de confirmer avec le QG.</w:t>
       </w:r>
     </w:p>
     <w:p>
@@ -2194,8 +2167,6 @@
         <w:rPr>
           <w:sz w:val="20"/>
         </w:rPr>
-        <w:t xml:space="preserve">- Le montant(.a FCFA) des dépenses pour chaque visite prénatale de ANTA CISSE semble faible (voir nul) ou élevé, prière de corriger. </w:t>
-        <w:br/>
         <w:t>- Le montant(500 FCFA) des dépenses pour chaque visite prénatale de ARAME MBAYE semble faible (voir nul) ou élevé, prière de corriger.</w:t>
       </w:r>
     </w:p>
@@ -2294,7 +2265,7 @@
         <w:rPr>
           <w:sz w:val="20"/>
         </w:rPr>
-        <w:t>- Attention ! Le prix unitaire d'achat (1200 Fcfa) de Sucre en poudre  en Kg (taille unique) est relativement élevé par rapport aux autres prix observés dans cette zone. Prière de corriger ou de confirmer avec le QG. Attention ! Le prix unitaire d'achat (225 Fcfa) de Café en poudre soluble en Sachets (Petit) est relativement élevé par rapport aux autres prix observés dans cette zone. Prière de corriger ou de confirmer avec le QG. Attention ! Soupçons de quantité anormale! Le ménage de LAMINE DRAME avec une taille de 13 personnes a consommé 7 Pièce en Petit de Aubergine sauvage  qui est relativement élevé comme consommation par rapport à la condition de vie des autres ménages de même taille dans cette zone. Prière de corriger ou de confirmer avec le QG. Avertissement!! La quantité (7 litre) du produit Huile de soja  consommée  par le ménage semble très élevé, prière de corriger ou confirmer avec le QG. Attention ! Soupçons de quantité anormale! Le ménage de LAMINE DRAME avec une taille de 13 personnes a consommé 7 Litre en taille unique de Huile de soja  qui est relativement élevé comme consommation par rapport à la condition de vie des autres ménages de même taille dans cette zone. Prière de corriger ou de confirmer avec le QG. Avertissement!!! Le ménage a consommé 14 Pièce Tres petit de Carpe séchée, cette quantité semble anormale pour une consommation des 7 derniers jours.Prière de corriger ou de confirmer avec le QG. Avertissement!!! Le ménage a consommé 14 Tas Petit de Poisson de mer séché (yayeboye), cette quantité semble anormale pour une consommation des 7 derniers jours.Prière de corriger ou de confirmer avec le QG. Avertissement!!! Le ménage a consommé 7 Paquet Petit de Thé en sachet, cette quantité semble anormale pour une consommation des 7 derniers jours.Prière de corriger ou de confirmer avec le QG. Avertissement!! le prix unitaire (100 Fcfa) de Thé en sachet (unité: Paquet) de taille Petit est très faible ou élevé. Prière de corriger ou de confirmer avec le QG. Avertissement!!!Le ménage a consommé 49 miche de Moyen de Pain moderne (Baguette)  ce qui semble incoherent pour une consommation aucours des 7 derniers jours, prière de verifier et corriger. Attention ! Soupçons de quantité anormale! Le ménage de LAMINE DRAME avec une taille de 13 personnes a consommé 49 miche en Moyen de Pain moderne (Baguette) qui est relativement élevé comme consommation par rapport à la condition de vie des autres ménages de même taille dans cette zone. Prière de corriger ou de confirmer avec le QG.</w:t>
+        <w:t>- Attention ! Le prix unitaire d'achat (100 Fcfa) de Aubergine sauvage  en Pièce (Petit) est relativement élevé par rapport aux autres prix observés dans cette zone. Prière de corriger ou de confirmer avec le QG. Attention ! Le prix unitaire d'achat (1200 Fcfa) de Sucre en poudre  en Kg (taille unique) est relativement élevé par rapport aux autres prix observés dans cette zone. Prière de corriger ou de confirmer avec le QG. Avertissement!! La quantité (7 litre) du produit Huile de soja  consommée  par le ménage semble très élevé, prière de corriger ou confirmer avec le QG. Attention ! Soupçons de quantité anormale! Le ménage de LAMINE DRAME avec une taille de 13 personnes a consommé 7 Litre en taille unique de Huile de soja  qui est relativement élevé comme consommation par rapport à la condition de vie des autres ménages de même taille dans cette zone. Prière de corriger ou de confirmer avec le QG. Avertissement!!! Le ménage a consommé 14 Pièce Tres petit de Carpe séchée, cette quantité semble anormale pour une consommation des 7 derniers jours.Prière de corriger ou de confirmer avec le QG. Avertissement!!! Le ménage a consommé 14 Tas Petit de Poisson de mer séché (yayeboye), cette quantité semble anormale pour une consommation des 7 derniers jours.Prière de corriger ou de confirmer avec le QG. Avertissement!!! Le ménage a consommé 7 Paquet Petit de Thé en sachet, cette quantité semble anormale pour une consommation des 7 derniers jours.Prière de corriger ou de confirmer avec le QG. Avertissement!! le prix unitaire (100 Fcfa) de Thé en sachet (unité: Paquet) de taille Petit est très faible ou élevé. Prière de corriger ou de confirmer avec le QG. Avertissement!!!Le ménage a consommé 49 miche de Moyen de Pain moderne (Baguette)  ce qui semble incoherent pour une consommation aucours des 7 derniers jours, prière de verifier et corriger.</w:t>
       </w:r>
     </w:p>
     <w:p>
@@ -2316,27 +2287,6 @@
           <w:sz w:val="20"/>
         </w:rPr>
         <w:t>- Peu plausible! le montant de la dépense pour  Savon de ménage, lessive en poudre, détergents (eau de javel, etc. ) semble trop élevé. Veuillez, s'il vous plaît, confirmer cette information avec le QG ou la corriger.</w:t>
-      </w:r>
-    </w:p>
-    <w:p>
-      <w:r>
-        <w:rPr>
-          <w:b/>
-          <w:color w:val="4672C4"/>
-          <w:sz w:val="22"/>
-        </w:rPr>
-        <w:t>&gt;&gt; Section10b - caracteristiques entreprise non agricole</w:t>
-      </w:r>
-    </w:p>
-    <w:p>
-      <w:pPr>
-        <w:ind w:left="283"/>
-      </w:pPr>
-      <w:r>
-        <w:rPr>
-          <w:sz w:val="20"/>
-        </w:rPr>
-        <w:t>- Le montant dépensé de L'entreprise PRODUITS ALIMENTAIRE pour l'achat de ces marchandises revendues en état, sans transformation ne peut être supérieur aux montants obtenus sur la revente de marchandises achetées et revendues en état au cours des 30 derniers jours ou durant le dernier mois où l'entreprise a fonctionné (s10q47 &gt; s10q46), prière de corriger. Prière de renseigner les montants dans les champs (s10q46 s10q47 s10q48 s10q49 s10q50 s10q51 s10q52 s10q53 s10q54 s10q55 s10q56 s10q57), mettre 0 si l'entreprise PRODUITS ALIMENTAIRE n'a pas effectué des dépenses ou faire des reventes des marchandises ou des produits ou rendre de service.</w:t>
       </w:r>
     </w:p>
     <w:p>
@@ -2941,13 +2891,13 @@
         <w:rPr>
           <w:sz w:val="20"/>
         </w:rPr>
-        <w:t xml:space="preserve">- Avertissement!!! la branche d'activité de YACINE DRAME est identique dans l'emploi principale et secondaire, prière de confirmer cette information avec le QG ou de corriger. Avertissement!!! les informations de YACINE DRAME sur le nombre de mois, jours ou heures de son emploi secondaire sont superieur a celles de son emploi principal , veuillez corriger ou confirmer aupres du QG. </w:t>
-        <w:br/>
         <w:t xml:space="preserve">- Avertissement!!! les informations de ALIMA DRAME1 sur le nombre de mois, jours ou heures de son emploi secondaire sont superieur a celles de son emploi principal , veuillez corriger ou confirmer aupres du QG. </w:t>
         <w:br/>
         <w:t xml:space="preserve">- Avertissement!!! les informations de AÏSSATOU NIANG sur le nombre de mois, jours ou heures de son emploi secondaire sont superieur a celles de son emploi principal , veuillez corriger ou confirmer aupres du QG. </w:t>
         <w:br/>
-        <w:t>- Avertissement!!! les informations de BABACAR DRAME sur le nombre de mois, jours ou heures de son emploi secondaire sont superieur a celles de son emploi principal , veuillez corriger ou confirmer aupres du QG.</w:t>
+        <w:t xml:space="preserve">- Avertissement!!! les informations de BABACAR DRAME sur le nombre de mois, jours ou heures de son emploi secondaire sont superieur a celles de son emploi principal , veuillez corriger ou confirmer aupres du QG. </w:t>
+        <w:br/>
+        <w:t>- Avertissement!!! les informations de YACINE DRAME sur le nombre de mois, jours ou heures de son emploi secondaire sont superieur a celles de son emploi principal , veuillez corriger ou confirmer aupres du QG.</w:t>
       </w:r>
     </w:p>
     <w:p>
@@ -2989,7 +2939,7 @@
         <w:rPr>
           <w:sz w:val="20"/>
         </w:rPr>
-        <w:t>- Attention ! Le prix unitaire d'achat (100 Fcfa) de Pain moderne (Baguette) en miche (Moyen) est relativement faible par rapport aux autres prix observés dans cette zone. Prière de corriger ou de confirmer avec le QG. Attention ! Le prix unitaire d'achat (100 Fcfa) de Poivre en Sachets (Petit) est relativement élevé par rapport aux autres prix observés dans cette zone. Prière de corriger ou de confirmer avec le QG. Attention ! Le prix unitaire d'achat (1200 Fcfa) de Capitaine frais en Kg (taille unique) est relativement élevé par rapport aux autres prix observés dans cette zone. Prière de corriger ou de confirmer avec le QG. Attention ! Le prix unitaire d'achat (150 Fcfa) de Choux en Morceau (Portion) (Moyen) est relativement élevé par rapport aux autres prix observés dans cette zone. Prière de corriger ou de confirmer avec le QG. Attention ! Le prix unitaire d'achat (150 Fcfa) de Farine de blé locale ou importée en Sachets (Petit) est relativement élevé par rapport aux autres prix observés dans cette zone. Prière de corriger ou de confirmer avec le QG. Avertissement!!! Le ménage a consommé 15 Paquet Tres petit de Thé en sachet, cette quantité semble anormale pour une consommation des 7 derniers jours.Prière de corriger ou de confirmer avec le QG. Avertissement!! le prix unitaire (100 Fcfa) de Thé en sachet (unité: Paquet) de taille Tres petit est très faible ou élevé. Prière de corriger ou de confirmer avec le QG. Avertissement!!! Le ménage a consommé 5 Cuillère Moyen de Pâte d'arachide, cette quantité semble anormale pour une consommation des 7 derniers jours. Etes vous sur d'avoir selectionner la bonne unitée ? prière de verifier et corriger. Le prix d'achat unitaire (200 Fcfa) de Oignon frais en Kg de taille  taille unique  est très faible, prière de regarder les reponses prises dans les questions s07bq07a s07bq07b s07bq07c s07bq08 pour mieux corriger. Attention ! Le prix unitaire d'achat (200 Fcfa) de Oignon frais en Kg (taille unique) est relativement faible par rapport aux autres prix observés dans cette zone. Prière de corriger ou de confirmer avec le QG.</w:t>
+        <w:t>- Attention ! Le prix unitaire d'achat (100 Fcfa) de Citron en Pièce (Moyen) est relativement élevé par rapport aux autres prix observés dans cette zone. Prière de corriger ou de confirmer avec le QG. Attention ! Le prix unitaire d'achat (100 Fcfa) de Pain moderne (Baguette) en miche (Moyen) est relativement faible par rapport aux autres prix observés dans cette zone. Prière de corriger ou de confirmer avec le QG. Attention ! Le prix unitaire d'achat (100 Fcfa) de Poivre en Sachets (Petit) est relativement élevé par rapport aux autres prix observés dans cette zone. Prière de corriger ou de confirmer avec le QG. Attention ! Le prix unitaire d'achat (150 Fcfa) de Choux en Morceau (Portion) (Moyen) est relativement élevé par rapport aux autres prix observés dans cette zone. Prière de corriger ou de confirmer avec le QG. Attention ! Le prix unitaire d'achat (150 Fcfa) de Farine de blé locale ou importée en Sachets (Petit) est relativement élevé par rapport aux autres prix observés dans cette zone. Prière de corriger ou de confirmer avec le QG. Avertissement!!! Le ménage a consommé 15 Paquet Tres petit de Thé en sachet, cette quantité semble anormale pour une consommation des 7 derniers jours.Prière de corriger ou de confirmer avec le QG. Avertissement!! le prix unitaire (100 Fcfa) de Thé en sachet (unité: Paquet) de taille Tres petit est très faible ou élevé. Prière de corriger ou de confirmer avec le QG. Avertissement!!! Le ménage a consommé 5 Cuillère Moyen de Pâte d'arachide, cette quantité semble anormale pour une consommation des 7 derniers jours. Etes vous sur d'avoir selectionner la bonne unitée ? prière de verifier et corriger. Le prix d'achat unitaire (200 Fcfa) de Oignon frais en Kg de taille  taille unique  est très faible, prière de regarder les reponses prises dans les questions s07bq07a s07bq07b s07bq07c s07bq08 pour mieux corriger. Attention ! Le prix unitaire d'achat (200 Fcfa) de Oignon frais en Kg (taille unique) est relativement faible par rapport aux autres prix observés dans cette zone. Prière de corriger ou de confirmer avec le QG.</w:t>
       </w:r>
     </w:p>
     <w:p>
@@ -3062,7 +3012,7 @@
           <w:color w:val="4672C4"/>
           <w:sz w:val="22"/>
         </w:rPr>
-        <w:t>&gt;&gt; Section11 - Caracteristiques logement</w:t>
+        <w:t>&gt;&gt; Section12 - Actifs du menage</w:t>
       </w:r>
     </w:p>
     <w:p>
@@ -3073,30 +3023,7 @@
         <w:rPr>
           <w:sz w:val="20"/>
         </w:rPr>
-        <w:t>- Le temps mis (en heure et en minute) pour s'approvisionner en eau de boisson une fois à la source est  5 fois plus élevé que le temps mis (en minutes) pour se rendre à la principale source d'approvisionnement en eau de boisson, prière de corriger.</w:t>
-      </w:r>
-    </w:p>
-    <w:p>
-      <w:r>
-        <w:rPr>
-          <w:b/>
-          <w:color w:val="4672C4"/>
-          <w:sz w:val="22"/>
-        </w:rPr>
-        <w:t>&gt;&gt; Section12 - Actifs du menage</w:t>
-      </w:r>
-    </w:p>
-    <w:p>
-      <w:pPr>
-        <w:ind w:left="283"/>
-      </w:pPr>
-      <w:r>
-        <w:rPr>
-          <w:sz w:val="20"/>
-        </w:rPr>
-        <w:t xml:space="preserve">- Attention ! Armoires et autres meubles a été achété à 400000 Fcfa est relativement élevé par rapport aux autres prix d'achat observés dans cette zone. Prière de corriger ou de confirmer avec le QG. Attention ! Armoires et autres meubles a été revendu à 250000 Fcfa qui est relativement élevé par rapport aux autres prix de revente observés dans cette zone. Prière de corriger ou de confirmer avec le QG. </w:t>
-        <w:br/>
-        <w:t>- Attention ! Lit a été revendu à 250000 Fcfa qui est relativement élevé par rapport aux autres prix de revente observés dans cette zone. Prière de corriger ou de confirmer avec le QG.</w:t>
+        <w:t>- Attention ! Armoires et autres meubles a été achété à 400000 Fcfa est relativement élevé par rapport aux autres prix d'achat observés dans cette zone. Prière de corriger ou de confirmer avec le QG. Attention ! Armoires et autres meubles a été revendu à 250000 Fcfa qui est relativement élevé par rapport aux autres prix de revente observés dans cette zone. Prière de corriger ou de confirmer avec le QG.</w:t>
       </w:r>
     </w:p>
     <w:p>
@@ -3121,15 +3048,15 @@
         <w:br/>
         <w:t xml:space="preserve">- La parcelle PARCELLE D’ANACARDE n'a pas été mésurée pour des raisons comme qu'elle est trop petite, GPS en panne et que le Ménage indisponible. Nous vous rappelons que ces raisons ne passent pas pour la non mesure des parcelles prière de les mésurer. Le document légal (titre, acte, certificat etc. ) qui affirme votre possession de la parcelle PARCELLE D’ANACARDE est  et semble exister dans les modalités, prière de prendre attache avec le QG pour plus d'explication afin de la classer bien. </w:t>
         <w:br/>
+        <w:t xml:space="preserve">- La parcelle PARCELLE D’ARACHIDE n'a pas été mésurée pour des raisons comme qu'elle est trop petite, GPS en panne et que le Ménage indisponible. Nous vous rappelons que ces raisons ne passent pas pour la non mesure des parcelles prière de les mésurer. Le salaire d'une femme de 15ans et plus ayant travaillé sur la parcelle PARCELLE D’ARACHIDE par jours au moment de la période des récoltes est de 200 FCFA qui semble faible ou  élevé, prière de corriger. Le document légal (titre, acte, certificat etc. ) qui affirme votre possession de la parcelle PARCELLE D’ARACHIDE est  et semble exister dans les modalités, prière de prendre attache avec le QG pour plus d'explication afin de la classer bien. </w:t>
+        <w:br/>
         <w:t xml:space="preserve">- La superficie de la parcelle MARAICHAGE selon l'exploitant est de 80 Mètre Carré (m^2) qui semble faible ou l'estimation ne semble pas bonne. Prière de corriger. Incoherence! Le nombre de cultures dans la parcelle MARAICHAGE est de 5 cultures qui semble trop élévé ou non renseigné, prière de corriger. La parcelle MARAICHAGE n'a pas été mésurée pour des raisons comme qu'elle est trop petite, GPS en panne et que le Ménage indisponible. Nous vous rappelons que ces raisons ne passent pas pour la non mesure des parcelles prière de les mésurer. </w:t>
         <w:br/>
         <w:t xml:space="preserve">- La superficie de la parcelle PARCELLE DE MIL selon les mesures GPS est de 2735 hectare qui semble élevé ou faible, prière de corriger. Le document légal (titre, acte, certificat etc. ) qui affirme votre possession de la parcelle PARCELLE DE MIL est  et semble exister dans les modalités, prière de prendre attache avec le QG pour plus d'explication afin de la classer bien. </w:t>
         <w:br/>
         <w:t xml:space="preserve">- La superficie de la parcelle PARCELLE DE MIL selon les mesures GPS est de 3660 hectare qui semble élevé ou faible, prière de corriger. Le document légal (titre, acte, certificat etc. ) qui affirme votre possession de la parcelle PARCELLE DE MIL est  et semble exister dans les modalités, prière de prendre attache avec le QG pour plus d'explication afin de la classer bien. </w:t>
         <w:br/>
-        <w:t xml:space="preserve">- Le salaire total payé de toutes catégories confondues par le ménage BABACAR DRAME pour la main-d'oeuvre non-familiale sur la parcelle PARCELLE DE MIL au cours de la campagne pour la période de préparation du sol (labour) et des semis est de 0 qui semble élevé ou faible. Merci de corriger. La superficie de la parcelle PARCELLE DE MIL selon les mesures GPS est de 9244 hectare qui semble élevé ou faible, prière de corriger. Le document légal (titre, acte, certificat etc. ) qui affirme votre possession de la parcelle PARCELLE DE MIL est  et semble exister dans les modalités, prière de prendre attache avec le QG pour plus d'explication afin de la classer bien. </w:t>
-        <w:br/>
-        <w:t>- Le salaire total payé de toutes catégories confondues par le ménage BABACAR DRAME pour la main-d'oeuvre non-familiale sur la parcelle PARCELLE D’ARACHIDE au cours de la campagne pour la période de préparation du sol (labour) et des semis est de 0 qui semble élevé ou faible. Merci de corriger. La parcelle PARCELLE D’ARACHIDE n'a pas été mésurée pour des raisons comme qu'elle est trop petite, GPS en panne et que le Ménage indisponible. Nous vous rappelons que ces raisons ne passent pas pour la non mesure des parcelles prière de les mésurer. Le salaire d'une femme de 15ans et plus ayant travaillé sur la parcelle PARCELLE D’ARACHIDE par jours au moment de la période des récoltes est de 200 FCFA qui semble faible ou  élevé, prière de corriger. Le document légal (titre, acte, certificat etc. ) qui affirme votre possession de la parcelle PARCELLE D’ARACHIDE est  et semble exister dans les modalités, prière de prendre attache avec le QG pour plus d'explication afin de la classer bien.</w:t>
+        <w:t>- La superficie de la parcelle PARCELLE DE MIL selon les mesures GPS est de 9244 hectare qui semble élevé ou faible, prière de corriger. Le document légal (titre, acte, certificat etc. ) qui affirme votre possession de la parcelle PARCELLE DE MIL est  et semble exister dans les modalités, prière de prendre attache avec le QG pour plus d'explication afin de la classer bien.</w:t>
       </w:r>
     </w:p>
     <w:p>
@@ -3200,7 +3127,9 @@
         <w:rPr>
           <w:sz w:val="20"/>
         </w:rPr>
-        <w:t xml:space="preserve">- Attention ! Houe asine a été achété à 110000 Fcfa est relativement élevé par rapport aux autres prix d'achat observés dans cette zone. Prière de corriger ou de confirmer avec le QG. Attention ! Houe asine a été revendu à 110000 Fcfa qui est relativement élevé par rapport aux autres prix de revente observés dans cette zone. Prière de corriger ou de confirmer avec le QG. </w:t>
+        <w:t xml:space="preserve">- Attention ! Houe asine a été achété à 110000 Fcfa est relativement élevé par rapport aux autres prix d'achat observés dans cette zone. Prière de corriger ou de confirmer avec le QG. </w:t>
+        <w:br/>
+        <w:t xml:space="preserve">- Attention ! Houe/daba/hilaire a été revendu à 2000 Fcfa qui est relativement élevé par rapport aux autres prix de revente observés dans cette zone. Prière de corriger ou de confirmer avec le QG. </w:t>
         <w:br/>
         <w:t>- Avertissement!! Le prix d'achat (250000 FCFA) de Animaux de labour est inférieur aux prix de revente (300000 FCFA), prière de verifier et corriger ou confirmer l'information avec le QG.</w:t>
       </w:r>
@@ -3629,7 +3558,7 @@
         <w:rPr>
           <w:sz w:val="20"/>
         </w:rPr>
-        <w:t>- Attention ! Le prix unitaire d'achat (1000 Fcfa) de Capitaine frais en Tas (Petit) est relativement élevé par rapport aux autres prix observés dans cette zone. Prière de corriger ou de confirmer avec le QG. Attention ! Le prix unitaire d'achat (50 Fcfa) de Cube alimentaire (Maggi, Jumbo, ) en Cube (Moyen) est relativement élevé par rapport aux autres prix observés dans cette zone. Prière de corriger ou de confirmer avec le QG. Attention ! Soupçons de quantité anormale! Le ménage de ANTHIA SARR avec une taille de 9 personnes a consommé 14 Kg en taille unique de Riz importé parfumé qui est relativement élevé comme consommation par rapport à la condition de vie des autres ménages de même taille dans cette zone. Prière de corriger ou de confirmer avec le QG. Avertissement!!! Le ménage a consommé 14 Morceau (Portion) Tres petit de Carpe séchée, cette quantité semble anormale pour une consommation des 7 derniers jours.Prière de corriger ou de confirmer avec le QG. Avertissement!!! Le ménage a consommé 2 Paquet Petit de Thé en sachet, cette quantité semble anormale pour une consommation des 7 derniers jours.Prière de corriger ou de confirmer avec le QG. Avertissement!! le prix unitaire (100 Fcfa) de Thé en sachet (unité: Paquet) de taille Petit est très faible ou élevé. Prière de corriger ou de confirmer avec le QG.</w:t>
+        <w:t>- Attention ! Le prix unitaire d'achat (1000 Fcfa) de Capitaine frais en Tas (Petit) est relativement élevé par rapport aux autres prix observés dans cette zone. Prière de corriger ou de confirmer avec le QG. Attention ! Le prix unitaire d'achat (50 Fcfa) de Cube alimentaire (Maggi, Jumbo, ) en Cube (Moyen) est relativement élevé par rapport aux autres prix observés dans cette zone. Prière de corriger ou de confirmer avec le QG. Avertissement!!! Le ménage a consommé 14 Morceau (Portion) Tres petit de Carpe séchée, cette quantité semble anormale pour une consommation des 7 derniers jours.Prière de corriger ou de confirmer avec le QG. Avertissement!!! Le ménage a consommé 2 Paquet Petit de Thé en sachet, cette quantité semble anormale pour une consommation des 7 derniers jours.Prière de corriger ou de confirmer avec le QG. Avertissement!! le prix unitaire (100 Fcfa) de Thé en sachet (unité: Paquet) de taille Petit est très faible ou élevé. Prière de corriger ou de confirmer avec le QG.</w:t>
       </w:r>
     </w:p>
     <w:p>
@@ -3738,8 +3667,6 @@
         <w:rPr>
           <w:sz w:val="20"/>
         </w:rPr>
-        <w:t xml:space="preserve">- Attention ! Le ménage a acheté 1 Poules / poulets à 3750 donc un prix unitaire d'achat (3750 Fcfa) qui  est relativement elevé par rapport aux autres prix observés dans cette zone. Prière de corriger ou de confirmer avec le QG. </w:t>
-        <w:br/>
         <w:t>- Avertissement! Le prix unitaire (30000 Fcfa) d'un Asins (Anes,  mules, mulets), Equins (Chevaux) est trop petit ou élevé. Veuillez confirmer ces informations avec le QG ou apporter les corrections nécessaires.</w:t>
       </w:r>
     </w:p>
@@ -4245,7 +4172,7 @@
         <w:rPr>
           <w:sz w:val="20"/>
         </w:rPr>
-        <w:t>- Attention ! Le prix unitaire d'achat (100 Fcfa) de Pain moderne (Baguette) en miche (Moyen) est relativement faible par rapport aux autres prix observés dans cette zone. Prière de corriger ou de confirmer avec le QG. Attention ! Le prix unitaire d'achat (100 Fcfa) de Poivre en Sachets (Tres petit) est relativement élevé par rapport aux autres prix observés dans cette zone. Prière de corriger ou de confirmer avec le QG. Attention ! Le prix unitaire d'achat (200 Fcfa) de Choux en Morceau (Portion) (Petit) est relativement élevé par rapport aux autres prix observés dans cette zone. Prière de corriger ou de confirmer avec le QG. Attention ! Soupçons de quantité anormale! Le ménage de MAMADOU MBAYE avec une taille de 7 personnes a consommé 4 Pièce en Petit de Aubergine sauvage  qui est relativement élevé comme consommation par rapport à la condition de vie des autres ménages de même taille dans cette zone. Prière de corriger ou de confirmer avec le QG. Avertissement!! La quantité (4.5 litre) du produit Huile de soja  consommée  par le ménage semble très élevé, prière de corriger ou confirmer avec le QG. Avertissement!!! Le ménage a consommé 12 Pièce Tres petit de Mâchoiron Frais, cette quantité semble anormale pour une consommation des 7 derniers jours.Prière de corriger ou de confirmer avec le QG. Avertissement!!! Le ménage a consommé 13 Pièce Petit de Capitaine frais, cette quantité semble anormale pour une consommation des 7 derniers jours.Prière de corriger ou de confirmer avec le QG. Avertissement!!! Le ménage a consommé 14 Pièce Petit de Caramel, bonbons, confiseries, etc., cette quantité semble anormale pour une consommation des 7 derniers jours.Prière de corriger ou de confirmer avec le QG. Avertissement!!! Le ménage a consommé 18 Sachets Petit de Sucre en poudre , cette quantité semble anormale pour une consommation des 7 derniers jours.Prière de corriger ou de confirmer avec le QG. Avertissement!!! Le ménage a consommé 7 Paquet Petit de Thé en sachet, cette quantité semble anormale pour une consommation des 7 derniers jours.Prière de corriger ou de confirmer avec le QG. Avertissement!! le prix unitaire (100 Fcfa) de Thé en sachet (unité: Paquet) de taille Petit est très faible ou élevé. Prière de corriger ou de confirmer avec le QG.</w:t>
+        <w:t>- Attention ! Le prix unitaire d'achat (100 Fcfa) de Aubergine sauvage  en Pièce (Petit) est relativement élevé par rapport aux autres prix observés dans cette zone. Prière de corriger ou de confirmer avec le QG. Attention ! Le prix unitaire d'achat (100 Fcfa) de Pain moderne (Baguette) en miche (Moyen) est relativement faible par rapport aux autres prix observés dans cette zone. Prière de corriger ou de confirmer avec le QG. Attention ! Le prix unitaire d'achat (100 Fcfa) de Poivre en Sachets (Tres petit) est relativement élevé par rapport aux autres prix observés dans cette zone. Prière de corriger ou de confirmer avec le QG. Attention ! Le prix unitaire d'achat (200 Fcfa) de Choux en Morceau (Portion) (Petit) est relativement élevé par rapport aux autres prix observés dans cette zone. Prière de corriger ou de confirmer avec le QG. Attention ! Le prix unitaire d'achat (5 Fcfa) de Biscuits en Sachets (Tres petit) est relativement faible par rapport aux autres prix observés dans cette zone. Prière de corriger ou de confirmer avec le QG. Attention ! Soupçons de quantité anormale! Le ménage de MAMADOU MBAYE avec une taille de 7 personnes a consommé 6 Pièce en Petit de Carotte qui est relativement élevé comme consommation par rapport à la condition de vie des autres ménages de même taille dans cette zone. Prière de corriger ou de confirmer avec le QG. Avertissement!! La quantité (4.5 litre) du produit Huile de soja  consommée  par le ménage semble très élevé, prière de corriger ou confirmer avec le QG. Avertissement!!! Le ménage a consommé 12 Pièce Tres petit de Mâchoiron Frais, cette quantité semble anormale pour une consommation des 7 derniers jours.Prière de corriger ou de confirmer avec le QG. Avertissement!!! Le ménage a consommé 13 Pièce Petit de Capitaine frais, cette quantité semble anormale pour une consommation des 7 derniers jours.Prière de corriger ou de confirmer avec le QG. Avertissement!!! Le ménage a consommé 14 Pièce Petit de Caramel, bonbons, confiseries, etc., cette quantité semble anormale pour une consommation des 7 derniers jours.Prière de corriger ou de confirmer avec le QG. Avertissement!!! Le ménage a consommé 18 Sachets Petit de Sucre en poudre , cette quantité semble anormale pour une consommation des 7 derniers jours.Prière de corriger ou de confirmer avec le QG. Avertissement!!! Le ménage a consommé 7 Paquet Petit de Thé en sachet, cette quantité semble anormale pour une consommation des 7 derniers jours.Prière de corriger ou de confirmer avec le QG. Avertissement!! le prix unitaire (100 Fcfa) de Thé en sachet (unité: Paquet) de taille Petit est très faible ou élevé. Prière de corriger ou de confirmer avec le QG.</w:t>
       </w:r>
     </w:p>
     <w:p>
@@ -4308,7 +4235,9 @@
         <w:rPr>
           <w:sz w:val="20"/>
         </w:rPr>
-        <w:t>- Attention ! Appareil TV a été revendu à 125000 Fcfa qui est relativement élevé par rapport aux autres prix de revente observés dans cette zone. Prière de corriger ou de confirmer avec le QG.</w:t>
+        <w:t xml:space="preserve">- Attention ! Appareil TV a été revendu à 125000 Fcfa qui est relativement élevé par rapport aux autres prix de revente observés dans cette zone. Prière de corriger ou de confirmer avec le QG. </w:t>
+        <w:br/>
+        <w:t>- Attention ! Tapis a été achété à 20000 Fcfa est relativement élevé par rapport aux autres prix d'achat observés dans cette zone. Prière de corriger ou de confirmer avec le QG.</w:t>
       </w:r>
     </w:p>
     <w:p>
@@ -4378,6 +4307,27 @@
         <w:t xml:space="preserve">- La quantité estimée en Kg est incorrecte (Exemple : si le ménage a eu 10 sacs de 100kg = 10*100=1000kg), prière de corriger merci. </w:t>
         <w:br/>
         <w:t>- Le pourcentage qui reste à recolter pour ces cultures est de 100% c'est-à-dire que la recolte n'a pas commencé pour ces cultures, prière de regarder les questions (s16Cq11 s16Cq12) ou corriger.</w:t>
+      </w:r>
+    </w:p>
+    <w:p>
+      <w:r>
+        <w:rPr>
+          <w:b/>
+          <w:color w:val="4672C4"/>
+          <w:sz w:val="22"/>
+        </w:rPr>
+        <w:t>&gt;&gt; Section19 - Equipements agricoles</w:t>
+      </w:r>
+    </w:p>
+    <w:p>
+      <w:pPr>
+        <w:ind w:left="283"/>
+      </w:pPr>
+      <w:r>
+        <w:rPr>
+          <w:sz w:val="20"/>
+        </w:rPr>
+        <w:t>- Attention ! Houe/daba/hilaire a été revendu à 2000 Fcfa qui est relativement élevé par rapport aux autres prix de revente observés dans cette zone. Prière de corriger ou de confirmer avec le QG.</w:t>
       </w:r>
     </w:p>
     <w:p>
@@ -4835,7 +4785,7 @@
         <w:rPr>
           <w:sz w:val="20"/>
         </w:rPr>
-        <w:t>- Avertissement!!! Le ménage a consommé 21 Paquet Petit de Thé en sachet, cette quantité semble anormale pour une consommation des 7 derniers jours.Prière de corriger ou de confirmer avec le QG. Avertissement!! le prix unitaire (100 Fcfa) de Thé en sachet (unité: Paquet) de taille Petit est très faible ou élevé. Prière de corriger ou de confirmer avec le QG. Attention ! Soupçons de quantité anormale! Le ménage de SAMBA TOURE avec une taille de 10 personnes a consommé 21 Paquet en Petit de Thé en sachet qui est relativement élevé comme consommation par rapport à la condition de vie des autres ménages de même taille dans cette zone. Prière de corriger ou de confirmer avec le QG. Avertissement!!! Le ménage a consommé 9 Morceau (Portion) Moyen de Carpe séchée, cette quantité semble anormale pour une consommation des 7 derniers jours.Prière de corriger ou de confirmer avec le QG. Difficile de consommer le Sel en Boite de tomate/Pot Petit prière de verifier. Incohérence!! Dans ce ménage, chaque individus consomme par jour .55 Kg  de cereale; Prière de revoir les quantités prises de ces produits. Incohérence!! Dans ce ménage, chaque individus consomme par jour .55 Kg  de cereale; Prière de revoir les quantités prises de ces produits. Incohérence!! Dans ce ménage, chaque individus consomme par jour .55 Kg  de cereale; Prière de revoir les quantités prises de ces produits. Attention ! Soupçons de quantité anormale! Le ménage de SAMBA TOURE avec une taille de 10 personnes a consommé 8 Kg en taille unique de Maïs en grain qui est relativement élevé comme consommation par rapport à la condition de vie des autres ménages de même taille dans cette zone. Prière de corriger ou de confirmer avec le QG.</w:t>
+        <w:t>- Avertissement!!! Le ménage a consommé 21 Paquet Petit de Thé en sachet, cette quantité semble anormale pour une consommation des 7 derniers jours.Prière de corriger ou de confirmer avec le QG. Avertissement!! le prix unitaire (100 Fcfa) de Thé en sachet (unité: Paquet) de taille Petit est très faible ou élevé. Prière de corriger ou de confirmer avec le QG. Attention ! Soupçons de quantité anormale! Le ménage de SAMBA TOURE avec une taille de 10 personnes a consommé 21 Paquet en Petit de Thé en sachet qui est relativement élevé comme consommation par rapport à la condition de vie des autres ménages de même taille dans cette zone. Prière de corriger ou de confirmer avec le QG. Avertissement!!! Le ménage a consommé 9 Morceau (Portion) Moyen de Carpe séchée, cette quantité semble anormale pour une consommation des 7 derniers jours.Prière de corriger ou de confirmer avec le QG. Difficile de consommer le Sel en Boite de tomate/Pot Petit prière de verifier. Incohérence!! Dans ce ménage, chaque individus consomme par jour .55 Kg  de cereale; Prière de revoir les quantités prises de ces produits. Incohérence!! Dans ce ménage, chaque individus consomme par jour .55 Kg  de cereale; Prière de revoir les quantités prises de ces produits. Incohérence!! Dans ce ménage, chaque individus consomme par jour .55 Kg  de cereale; Prière de revoir les quantités prises de ces produits.</w:t>
       </w:r>
     </w:p>
     <w:p>
@@ -5429,7 +5379,7 @@
         <w:rPr>
           <w:sz w:val="20"/>
         </w:rPr>
-        <w:t>- Attention ! Le prix unitaire d'achat (50 Fcfa) de Manioc en tubercules en Morceau (Portion) (Moyen) est relativement faible par rapport aux autres prix observés dans cette zone. Prière de corriger ou de confirmer avec le QG. Difficile de consommer le Sel en Boite (Autre que la boite/pot de tomate) Petit prière de verifier.</w:t>
+        <w:t>- Attention ! Le prix unitaire d'achat (25 Fcfa) de Beurre en Cuillère (Petit) est relativement faible par rapport aux autres prix observés dans cette zone. Prière de corriger ou de confirmer avec le QG. Attention ! Le prix unitaire d'achat (50 Fcfa) de Manioc en tubercules en Morceau (Portion) (Moyen) est relativement faible par rapport aux autres prix observés dans cette zone. Prière de corriger ou de confirmer avec le QG. Difficile de consommer le Sel en Boite (Autre que la boite/pot de tomate) Petit prière de verifier.</w:t>
       </w:r>
     </w:p>
     <w:p>
@@ -6028,7 +5978,7 @@
         <w:rPr>
           <w:sz w:val="20"/>
         </w:rPr>
-        <w:t>- Avertissement!!! Le ménage a consommé 6 Paquet Petit de Thé en sachet, cette quantité semble anormale pour une consommation des 7 derniers jours.Prière de corriger ou de confirmer avec le QG. Avertissement!! le prix unitaire (100 Fcfa) de Thé en sachet (unité: Paquet) de taille Petit est très faible ou élevé. Prière de corriger ou de confirmer avec le QG. Difficile de consommer le Sel en Boite de tomate/Pot Petit prière de verifier.</w:t>
+        <w:t>- Attention ! Le prix unitaire d'achat (833.3333 Fcfa) de Sucre en poudre  en Kg (taille unique) est relativement élevé par rapport aux autres prix observés dans cette zone. Prière de corriger ou de confirmer avec le QG. Avertissement!!! Le ménage a consommé 6 Paquet Petit de Thé en sachet, cette quantité semble anormale pour une consommation des 7 derniers jours.Prière de corriger ou de confirmer avec le QG. Avertissement!! le prix unitaire (100 Fcfa) de Thé en sachet (unité: Paquet) de taille Petit est très faible ou élevé. Prière de corriger ou de confirmer avec le QG. Difficile de consommer le Sel en Boite de tomate/Pot Petit prière de verifier.</w:t>
       </w:r>
     </w:p>
     <w:p>
@@ -6214,7 +6164,9 @@
         <w:rPr>
           <w:sz w:val="20"/>
         </w:rPr>
-        <w:t>- Attention ! Bascule a été revendu à 8000 Fcfa qui est relativement élevé par rapport aux autres prix de revente observés dans cette zone. Prière de corriger ou de confirmer avec le QG.</w:t>
+        <w:t xml:space="preserve">- Attention ! Bascule a été revendu à 8000 Fcfa qui est relativement élevé par rapport aux autres prix de revente observés dans cette zone. Prière de corriger ou de confirmer avec le QG. </w:t>
+        <w:br/>
+        <w:t>- Attention ! Houe/daba/hilaire a été revendu à 2000 Fcfa qui est relativement élevé par rapport aux autres prix de revente observés dans cette zone. Prière de corriger ou de confirmer avec le QG.</w:t>
       </w:r>
     </w:p>
     <w:p>
@@ -6706,7 +6658,7 @@
         <w:rPr>
           <w:sz w:val="20"/>
         </w:rPr>
-        <w:t>- Avertissement!!! Le ménage a consommé 21 Paquet Petit de Thé en sachet, cette quantité semble anormale pour une consommation des 7 derniers jours.Prière de corriger ou de confirmer avec le QG. Avertissement!! le prix unitaire (100 Fcfa) de Thé en sachet (unité: Paquet) de taille Petit est très faible ou élevé. Prière de corriger ou de confirmer avec le QG. Attention ! Soupçons de quantité anormale! Le ménage de BOUBACAR TIGANA avec une taille de 9 personnes a consommé 21 Paquet en Petit de Thé en sachet qui est relativement élevé comme consommation par rapport à la condition de vie des autres ménages de même taille dans cette zone. Prière de corriger ou de confirmer avec le QG. Difficile de consommer le Sel en Boite de tomate/Pot Petit prière de verifier. Incohérence!! Dans ce ménage, chaque individus consomme par jour .515873 Kg  de cereale; Prière de revoir les quantités prises de ces produits. Incohérence!! Dans ce ménage, chaque individus consomme par jour .515873 Kg  de cereale; Prière de revoir les quantités prises de ces produits. Attention ! Soupçons de quantité anormale! Le ménage de BOUBACAR TIGANA avec une taille de 9 personnes a consommé 14 Kg en taille unique de Mil qui est relativement élevé comme consommation par rapport à la condition de vie des autres ménages de même taille dans cette zone. Prière de corriger ou de confirmer avec le QG. Incohérence!! Dans ce ménage, chaque individus consomme par jour .515873 Kg  de cereale; Prière de revoir les quantités prises de ces produits. Le prix d'achat unitaire (320 Fcfa) de Riz importé parfumé en Sac (50 Kg) de taille taille unique est très faible, prière de regarder les reponses prises dans les questions s07bq07a s07bq07b s07bq07c s07bq08 pour mieux corriger. Attention ! Le prix unitaire d'achat (320 Fcfa) de Riz importé parfumé en Sac (50 Kg) (taille unique) est relativement faible par rapport aux autres prix observés dans cette zone. Prière de corriger ou de confirmer avec le QG.</w:t>
+        <w:t>- Avertissement!!! Le ménage a consommé 21 Paquet Petit de Thé en sachet, cette quantité semble anormale pour une consommation des 7 derniers jours.Prière de corriger ou de confirmer avec le QG. Avertissement!! le prix unitaire (100 Fcfa) de Thé en sachet (unité: Paquet) de taille Petit est très faible ou élevé. Prière de corriger ou de confirmer avec le QG. Difficile de consommer le Sel en Boite de tomate/Pot Petit prière de verifier. Incohérence!! Dans ce ménage, chaque individus consomme par jour .515873 Kg  de cereale; Prière de revoir les quantités prises de ces produits. Incohérence!! Dans ce ménage, chaque individus consomme par jour .515873 Kg  de cereale; Prière de revoir les quantités prises de ces produits. Attention ! Soupçons de quantité anormale! Le ménage de BOUBACAR TIGANA avec une taille de 9 personnes a consommé 14 Kg en taille unique de Mil qui est relativement élevé comme consommation par rapport à la condition de vie des autres ménages de même taille dans cette zone. Prière de corriger ou de confirmer avec le QG. Incohérence!! Dans ce ménage, chaque individus consomme par jour .515873 Kg  de cereale; Prière de revoir les quantités prises de ces produits. Le prix d'achat unitaire (320 Fcfa) de Riz importé parfumé en Sac (50 Kg) de taille taille unique est très faible, prière de regarder les reponses prises dans les questions s07bq07a s07bq07b s07bq07c s07bq08 pour mieux corriger. Attention ! Le prix unitaire d'achat (320 Fcfa) de Riz importé parfumé en Sac (50 Kg) (taille unique) est relativement faible par rapport aux autres prix observés dans cette zone. Prière de corriger ou de confirmer avec le QG.</w:t>
       </w:r>
     </w:p>
     <w:p>
@@ -6806,27 +6758,6 @@
           <w:color w:val="4672C4"/>
           <w:sz w:val="22"/>
         </w:rPr>
-        <w:t>&gt;&gt; Section17 - Elevage</w:t>
-      </w:r>
-    </w:p>
-    <w:p>
-      <w:pPr>
-        <w:ind w:left="283"/>
-      </w:pPr>
-      <w:r>
-        <w:rPr>
-          <w:sz w:val="20"/>
-        </w:rPr>
-        <w:t>- Attention ! Le ménage a acheté 1 Ovins (Moutons) à 100000 donc un prix unitaire d'achat (100000 Fcfa) qui  est relativement elevé par rapport aux autres prix observés dans cette zone. Prière de corriger ou de confirmer avec le QG.</w:t>
-      </w:r>
-    </w:p>
-    <w:p>
-      <w:r>
-        <w:rPr>
-          <w:b/>
-          <w:color w:val="4672C4"/>
-          <w:sz w:val="22"/>
-        </w:rPr>
         <w:t>&gt;&gt; Section18c - Cueillette</w:t>
       </w:r>
     </w:p>
@@ -6861,11 +6792,13 @@
         <w:rPr>
           <w:sz w:val="20"/>
         </w:rPr>
+        <w:t xml:space="preserve">- Attention ! Hache/pioche a été revendu à 7000 Fcfa qui est relativement élevé par rapport aux autres prix de revente observés dans cette zone. Prière de corriger ou de confirmer avec le QG. </w:t>
+        <w:br/>
         <w:t xml:space="preserve">- Avertissement!! L'âge (30 ans)  de Autre (à préciser) dans ce ménage semble être élevé, prière de corriger ou confirmer avec le QG. Attention ! Autre (à préciser) a été achété à 100000 Fcfa est relativement élevé par rapport aux autres prix d'achat observés dans cette zone. Prière de corriger ou de confirmer avec le QG. Attention ! Autre (à préciser) a été revendu à 100000 Fcfa qui est relativement élevé par rapport aux autres prix de revente observés dans cette zone. Prière de corriger ou de confirmer avec le QG. </w:t>
         <w:br/>
         <w:t xml:space="preserve">- Avertissement!! L'âge (30 ans)  de Faucheuse dans ce ménage semble être élevé, prière de corriger ou confirmer avec le QG. </w:t>
         <w:br/>
-        <w:t xml:space="preserve">- Avertissement!! L'âge (30 ans)  de Houe asine dans ce ménage semble être élevé, prière de corriger ou confirmer avec le QG. Attention ! Houe asine a été revendu à 100000 Fcfa qui est relativement élevé par rapport aux autres prix de revente observés dans cette zone. Prière de corriger ou de confirmer avec le QG. </w:t>
+        <w:t xml:space="preserve">- Avertissement!! L'âge (30 ans)  de Houe asine dans ce ménage semble être élevé, prière de corriger ou confirmer avec le QG. </w:t>
         <w:br/>
         <w:t>- Avertissement!! L'âge (30 ans)  de Semoir dans ce ménage semble être élevé, prière de corriger ou confirmer avec le QG.</w:t>
       </w:r>
@@ -7380,7 +7313,7 @@
         <w:rPr>
           <w:sz w:val="20"/>
         </w:rPr>
-        <w:t>- Attention ! Le prix unitaire d'achat (100 Fcfa) de Citron en Pièce (Petit) est relativement élevé par rapport aux autres prix observés dans cette zone. Prière de corriger ou de confirmer avec le QG. Avertissement!!! Le ménage a consommé 5 Paquet Petit de Thé en sachet, cette quantité semble anormale pour une consommation des 7 derniers jours.Prière de corriger ou de confirmer avec le QG. Avertissement!! le prix unitaire (100 Fcfa) de Thé en sachet (unité: Paquet) de taille Petit est très faible ou élevé. Prière de corriger ou de confirmer avec le QG. Le prix d'achat unitaire (225 Fcfa) de Maïs en grain en Kg de taille  taille unique  est très faible, prière de regarder les reponses prises dans les questions s07bq07a s07bq07b s07bq07c s07bq08 pour mieux corriger.</w:t>
+        <w:t>- Attention ! Le prix unitaire d'achat (100 Fcfa) de Aubergine sauvage  en Pièce (Petit) est relativement élevé par rapport aux autres prix observés dans cette zone. Prière de corriger ou de confirmer avec le QG. Attention ! Le prix unitaire d'achat (100 Fcfa) de Citron en Pièce (Petit) est relativement élevé par rapport aux autres prix observés dans cette zone. Prière de corriger ou de confirmer avec le QG. Attention ! Le prix unitaire d'achat (25 Fcfa) de Poivron frais en Pièce (Petit) est relativement faible par rapport aux autres prix observés dans cette zone. Prière de corriger ou de confirmer avec le QG. Avertissement!!! Le ménage a consommé 5 Paquet Petit de Thé en sachet, cette quantité semble anormale pour une consommation des 7 derniers jours.Prière de corriger ou de confirmer avec le QG. Avertissement!! le prix unitaire (100 Fcfa) de Thé en sachet (unité: Paquet) de taille Petit est très faible ou élevé. Prière de corriger ou de confirmer avec le QG. Le prix d'achat unitaire (225 Fcfa) de Maïs en grain en Kg de taille  taille unique  est très faible, prière de regarder les reponses prises dans les questions s07bq07a s07bq07b s07bq07c s07bq08 pour mieux corriger.</w:t>
       </w:r>
     </w:p>
     <w:p>
@@ -7464,8 +7397,6 @@
         <w:rPr>
           <w:sz w:val="20"/>
         </w:rPr>
-        <w:t xml:space="preserve">- Attention ! Bonbonne de gaz a été achété à 6000 Fcfa est relativement faible par rapport aux autres prix d'achat observés dans cette zone. Prière de corriger ou de confirmer avec le QG. </w:t>
-        <w:br/>
         <w:t>- Attention ! Téléphone portable a été achété à 300000 Fcfa est relativement élevé par rapport aux autres prix d'achat observés dans cette zone. Prière de corriger ou de confirmer avec le QG. Attention ! Téléphone portable a été revendu à 200000 Fcfa qui est relativement élevé par rapport aux autres prix de revente observés dans cette zone. Prière de corriger ou de confirmer avec le QG.</w:t>
       </w:r>
     </w:p>
@@ -7556,6 +7487,8 @@
         <w:rPr>
           <w:sz w:val="20"/>
         </w:rPr>
+        <w:t xml:space="preserve">- Attention ! Houe/daba/hilaire a été revendu à 2000 Fcfa qui est relativement élevé par rapport aux autres prix de revente observés dans cette zone. Prière de corriger ou de confirmer avec le QG. </w:t>
+        <w:br/>
         <w:t>- Attention ! Machette a été revendu à 4000 Fcfa qui est relativement élevé par rapport aux autres prix de revente observés dans cette zone. Prière de corriger ou de confirmer avec le QG.</w:t>
       </w:r>
     </w:p>
@@ -8052,7 +7985,7 @@
         <w:rPr>
           <w:sz w:val="20"/>
         </w:rPr>
-        <w:t>- Attention ! Le prix unitaire d'achat (100 Fcfa) de Poivre en Sachets (Petit) est relativement élevé par rapport aux autres prix observés dans cette zone. Prière de corriger ou de confirmer avec le QG. Attention ! Le prix unitaire d'achat (1200 Fcfa) de Mâchoiron Frais en Kg (taille unique) est relativement élevé par rapport aux autres prix observés dans cette zone. Prière de corriger ou de confirmer avec le QG. Attention ! Soupçons de quantité anormale! Le ménage de MOUSSA DIOP avec une taille de 10 personnes a consommé 5 Verre ( à thé) en taille unique de Vinaigre de vin qui est relativement élevé comme consommation par rapport à la condition de vie des autres ménages de même taille dans cette zone. Prière de corriger ou de confirmer avec le QG. Avertissement!! La quantité (3.5 litre) du produit Huile de soja  consommée  par le ménage semble très élevé, prière de corriger ou confirmer avec le QG. Avertissement!!! Le ménage a consommé 14 Sachets Petit de Sucre en poudre , cette quantité semble anormale pour une consommation des 7 derniers jours.Prière de corriger ou de confirmer avec le QG. Avertissement!!! Le ménage a consommé 7 Cuillère Moyen de Pâte d'arachide, cette quantité semble anormale pour une consommation des 7 derniers jours. Etes vous sur d'avoir selectionner la bonne unitée ? prière de verifier et corriger. Avertissement!!! Le ménage a consommé 7 Paquet Tres petit de Thé en sachet, cette quantité semble anormale pour une consommation des 7 derniers jours.Prière de corriger ou de confirmer avec le QG. Avertissement!! le prix unitaire (125 Fcfa) de Thé en sachet (unité: Paquet) de taille Tres petit est très faible ou élevé. Prière de corriger ou de confirmer avec le QG. Avertissement!!! Le ménage a consommé 8 Morceau (Portion) Petit de Carpe séchée, cette quantité semble anormale pour une consommation des 7 derniers jours.Prière de corriger ou de confirmer avec le QG.</w:t>
+        <w:t>- Attention ! Le prix unitaire d'achat (100 Fcfa) de Poivre en Sachets (Petit) est relativement élevé par rapport aux autres prix observés dans cette zone. Prière de corriger ou de confirmer avec le QG. Attention ! Le prix unitaire d'achat (1200 Fcfa) de Mâchoiron Frais en Kg (taille unique) est relativement élevé par rapport aux autres prix observés dans cette zone. Prière de corriger ou de confirmer avec le QG. Attention ! Soupçons de quantité anormale! Le ménage de MOUSSA DIOP avec une taille de 10 personnes a consommé 5 Verre ( à thé) en taille unique de Vinaigre de vin qui est relativement élevé comme consommation par rapport à la condition de vie des autres ménages de même taille dans cette zone. Prière de corriger ou de confirmer avec le QG. Attention ! Soupçons de quantité anormale! Le ménage de MOUSSA DIOP avec une taille de 10 personnes a consommé 8 Sachets en Petit de Lait en poudre qui est relativement élevé comme consommation par rapport à la condition de vie des autres ménages de même taille dans cette zone. Prière de corriger ou de confirmer avec le QG. Avertissement!! La quantité (3.5 litre) du produit Huile de soja  consommée  par le ménage semble très élevé, prière de corriger ou confirmer avec le QG. Avertissement!!! Le ménage a consommé 14 Sachets Petit de Sucre en poudre , cette quantité semble anormale pour une consommation des 7 derniers jours.Prière de corriger ou de confirmer avec le QG. Avertissement!!! Le ménage a consommé 7 Cuillère Moyen de Pâte d'arachide, cette quantité semble anormale pour une consommation des 7 derniers jours. Etes vous sur d'avoir selectionner la bonne unitée ? prière de verifier et corriger. Avertissement!!! Le ménage a consommé 7 Paquet Tres petit de Thé en sachet, cette quantité semble anormale pour une consommation des 7 derniers jours.Prière de corriger ou de confirmer avec le QG. Avertissement!! le prix unitaire (125 Fcfa) de Thé en sachet (unité: Paquet) de taille Tres petit est très faible ou élevé. Prière de corriger ou de confirmer avec le QG. Avertissement!!! Le ménage a consommé 8 Morceau (Portion) Petit de Carpe séchée, cette quantité semble anormale pour une consommation des 7 derniers jours.Prière de corriger ou de confirmer avec le QG.</w:t>
       </w:r>
     </w:p>
     <w:p>
@@ -8142,8 +8075,6 @@
         <w:rPr>
           <w:sz w:val="20"/>
         </w:rPr>
-        <w:t xml:space="preserve">- Attention ! Le ménage a acheté 3 Poules / poulets à 11000 donc un prix unitaire d'achat (3666.667 Fcfa) qui  est relativement elevé par rapport aux autres prix observés dans cette zone. Prière de corriger ou de confirmer avec le QG. </w:t>
-        <w:br/>
         <w:t>- Avertissement! Le prix de vente (18833.33 Fcfa) d'un Caprins (Chèvres) est trop petit ou élevé. Veuillez confirmer ces informations avec le QG ou apporter les corrections nécessaires.</w:t>
       </w:r>
     </w:p>
